--- a/docs/数据结构智能出卷系统测试报告.docx
+++ b/docs/数据结构智能出卷系统测试报告.docx
@@ -86,7 +86,7 @@
           </w:tcPr>
           <w:p>
             <w:pPr>
-              <w:spacing w:after="0"/>
+              <w:spacing w:after="0" w:line="360" w:lineRule="auto"/>
             </w:pPr>
             <w:r/>
             <w:r>
@@ -107,7 +107,7 @@
           </w:tcPr>
           <w:p>
             <w:pPr>
-              <w:spacing w:after="0"/>
+              <w:spacing w:after="0" w:line="360" w:lineRule="auto"/>
             </w:pPr>
             <w:r/>
             <w:r>
@@ -128,7 +128,7 @@
           </w:tcPr>
           <w:p>
             <w:pPr>
-              <w:spacing w:after="0"/>
+              <w:spacing w:after="0" w:line="360" w:lineRule="auto"/>
             </w:pPr>
             <w:r/>
             <w:r>
@@ -151,7 +151,7 @@
           </w:tcPr>
           <w:p>
             <w:pPr>
-              <w:spacing w:after="0"/>
+              <w:spacing w:after="0" w:line="360" w:lineRule="auto"/>
             </w:pPr>
             <w:r/>
             <w:r>
@@ -171,7 +171,7 @@
           </w:tcPr>
           <w:p>
             <w:pPr>
-              <w:spacing w:after="0"/>
+              <w:spacing w:after="0" w:line="360" w:lineRule="auto"/>
             </w:pPr>
             <w:r/>
             <w:r>
@@ -191,7 +191,7 @@
           </w:tcPr>
           <w:p>
             <w:pPr>
-              <w:spacing w:after="0"/>
+              <w:spacing w:after="0" w:line="360" w:lineRule="auto"/>
             </w:pPr>
             <w:r/>
             <w:r>
@@ -213,7 +213,7 @@
           </w:tcPr>
           <w:p>
             <w:pPr>
-              <w:spacing w:after="0"/>
+              <w:spacing w:after="0" w:line="360" w:lineRule="auto"/>
             </w:pPr>
             <w:r/>
             <w:r>
@@ -233,7 +233,7 @@
           </w:tcPr>
           <w:p>
             <w:pPr>
-              <w:spacing w:after="0"/>
+              <w:spacing w:after="0" w:line="360" w:lineRule="auto"/>
             </w:pPr>
             <w:r/>
             <w:r>
@@ -253,7 +253,7 @@
           </w:tcPr>
           <w:p>
             <w:pPr>
-              <w:spacing w:after="0"/>
+              <w:spacing w:after="0" w:line="360" w:lineRule="auto"/>
             </w:pPr>
             <w:r/>
             <w:r>
@@ -275,7 +275,7 @@
           </w:tcPr>
           <w:p>
             <w:pPr>
-              <w:spacing w:after="0"/>
+              <w:spacing w:after="0" w:line="360" w:lineRule="auto"/>
             </w:pPr>
             <w:r/>
             <w:r>
@@ -295,7 +295,7 @@
           </w:tcPr>
           <w:p>
             <w:pPr>
-              <w:spacing w:after="0"/>
+              <w:spacing w:after="0" w:line="360" w:lineRule="auto"/>
             </w:pPr>
             <w:r/>
             <w:r>
@@ -315,7 +315,7 @@
           </w:tcPr>
           <w:p>
             <w:pPr>
-              <w:spacing w:after="0"/>
+              <w:spacing w:after="0" w:line="360" w:lineRule="auto"/>
             </w:pPr>
             <w:r/>
             <w:r>
@@ -337,7 +337,7 @@
           </w:tcPr>
           <w:p>
             <w:pPr>
-              <w:spacing w:after="0"/>
+              <w:spacing w:after="0" w:line="360" w:lineRule="auto"/>
             </w:pPr>
             <w:r/>
             <w:r>
@@ -357,7 +357,7 @@
           </w:tcPr>
           <w:p>
             <w:pPr>
-              <w:spacing w:after="0"/>
+              <w:spacing w:after="0" w:line="360" w:lineRule="auto"/>
             </w:pPr>
             <w:r/>
             <w:r>
@@ -377,7 +377,7 @@
           </w:tcPr>
           <w:p>
             <w:pPr>
-              <w:spacing w:after="0"/>
+              <w:spacing w:after="0" w:line="360" w:lineRule="auto"/>
             </w:pPr>
             <w:r/>
             <w:r>
@@ -399,7 +399,7 @@
           </w:tcPr>
           <w:p>
             <w:pPr>
-              <w:spacing w:after="0"/>
+              <w:spacing w:after="0" w:line="360" w:lineRule="auto"/>
             </w:pPr>
             <w:r/>
             <w:r>
@@ -419,7 +419,7 @@
           </w:tcPr>
           <w:p>
             <w:pPr>
-              <w:spacing w:after="0"/>
+              <w:spacing w:after="0" w:line="360" w:lineRule="auto"/>
             </w:pPr>
             <w:r/>
             <w:r>
@@ -439,7 +439,7 @@
           </w:tcPr>
           <w:p>
             <w:pPr>
-              <w:spacing w:after="0"/>
+              <w:spacing w:after="0" w:line="360" w:lineRule="auto"/>
             </w:pPr>
             <w:r/>
             <w:r>
@@ -461,7 +461,7 @@
           </w:tcPr>
           <w:p>
             <w:pPr>
-              <w:spacing w:after="0"/>
+              <w:spacing w:after="0" w:line="360" w:lineRule="auto"/>
             </w:pPr>
             <w:r/>
             <w:r>
@@ -481,7 +481,7 @@
           </w:tcPr>
           <w:p>
             <w:pPr>
-              <w:spacing w:after="0"/>
+              <w:spacing w:after="0" w:line="360" w:lineRule="auto"/>
             </w:pPr>
             <w:r/>
             <w:r>
@@ -501,7 +501,7 @@
           </w:tcPr>
           <w:p>
             <w:pPr>
-              <w:spacing w:after="0"/>
+              <w:spacing w:after="0" w:line="360" w:lineRule="auto"/>
             </w:pPr>
             <w:r/>
             <w:r>
@@ -552,7 +552,7 @@
           </w:tcPr>
           <w:p>
             <w:pPr>
-              <w:spacing w:after="0"/>
+              <w:spacing w:after="0" w:line="360" w:lineRule="auto"/>
             </w:pPr>
             <w:r/>
             <w:r>
@@ -573,7 +573,7 @@
           </w:tcPr>
           <w:p>
             <w:pPr>
-              <w:spacing w:after="0"/>
+              <w:spacing w:after="0" w:line="360" w:lineRule="auto"/>
             </w:pPr>
             <w:r/>
             <w:r>
@@ -596,7 +596,7 @@
           </w:tcPr>
           <w:p>
             <w:pPr>
-              <w:spacing w:after="0"/>
+              <w:spacing w:after="0" w:line="360" w:lineRule="auto"/>
             </w:pPr>
             <w:r/>
             <w:r>
@@ -616,7 +616,7 @@
           </w:tcPr>
           <w:p>
             <w:pPr>
-              <w:spacing w:after="0"/>
+              <w:spacing w:after="0" w:line="360" w:lineRule="auto"/>
             </w:pPr>
             <w:r/>
             <w:r>
@@ -638,7 +638,7 @@
           </w:tcPr>
           <w:p>
             <w:pPr>
-              <w:spacing w:after="0"/>
+              <w:spacing w:after="0" w:line="360" w:lineRule="auto"/>
             </w:pPr>
             <w:r/>
             <w:r>
@@ -658,7 +658,7 @@
           </w:tcPr>
           <w:p>
             <w:pPr>
-              <w:spacing w:after="0"/>
+              <w:spacing w:after="0" w:line="360" w:lineRule="auto"/>
             </w:pPr>
             <w:r/>
             <w:r>
@@ -680,7 +680,7 @@
           </w:tcPr>
           <w:p>
             <w:pPr>
-              <w:spacing w:after="0"/>
+              <w:spacing w:after="0" w:line="360" w:lineRule="auto"/>
             </w:pPr>
             <w:r/>
             <w:r>
@@ -700,7 +700,7 @@
           </w:tcPr>
           <w:p>
             <w:pPr>
-              <w:spacing w:after="0"/>
+              <w:spacing w:after="0" w:line="360" w:lineRule="auto"/>
             </w:pPr>
             <w:r/>
             <w:r>
@@ -722,7 +722,7 @@
           </w:tcPr>
           <w:p>
             <w:pPr>
-              <w:spacing w:after="0"/>
+              <w:spacing w:after="0" w:line="360" w:lineRule="auto"/>
             </w:pPr>
             <w:r/>
             <w:r>
@@ -742,7 +742,7 @@
           </w:tcPr>
           <w:p>
             <w:pPr>
-              <w:spacing w:after="0"/>
+              <w:spacing w:after="0" w:line="360" w:lineRule="auto"/>
             </w:pPr>
             <w:r/>
             <w:r>
@@ -764,7 +764,7 @@
           </w:tcPr>
           <w:p>
             <w:pPr>
-              <w:spacing w:after="0"/>
+              <w:spacing w:after="0" w:line="360" w:lineRule="auto"/>
             </w:pPr>
             <w:r/>
             <w:r>
@@ -784,7 +784,7 @@
           </w:tcPr>
           <w:p>
             <w:pPr>
-              <w:spacing w:after="0"/>
+              <w:spacing w:after="0" w:line="360" w:lineRule="auto"/>
             </w:pPr>
             <w:r/>
             <w:r>
@@ -836,7 +836,7 @@
           </w:tcPr>
           <w:p>
             <w:pPr>
-              <w:spacing w:after="0"/>
+              <w:spacing w:after="0" w:line="360" w:lineRule="auto"/>
             </w:pPr>
             <w:r/>
             <w:r>
@@ -857,7 +857,7 @@
           </w:tcPr>
           <w:p>
             <w:pPr>
-              <w:spacing w:after="0"/>
+              <w:spacing w:after="0" w:line="360" w:lineRule="auto"/>
             </w:pPr>
             <w:r/>
             <w:r>
@@ -878,7 +878,7 @@
           </w:tcPr>
           <w:p>
             <w:pPr>
-              <w:spacing w:after="0"/>
+              <w:spacing w:after="0" w:line="360" w:lineRule="auto"/>
             </w:pPr>
             <w:r/>
             <w:r>
@@ -901,7 +901,7 @@
           </w:tcPr>
           <w:p>
             <w:pPr>
-              <w:spacing w:after="0"/>
+              <w:spacing w:after="0" w:line="360" w:lineRule="auto"/>
             </w:pPr>
             <w:r/>
             <w:r>
@@ -921,7 +921,7 @@
           </w:tcPr>
           <w:p>
             <w:pPr>
-              <w:spacing w:after="0"/>
+              <w:spacing w:after="0" w:line="360" w:lineRule="auto"/>
             </w:pPr>
             <w:r/>
             <w:r>
@@ -941,7 +941,7 @@
           </w:tcPr>
           <w:p>
             <w:pPr>
-              <w:spacing w:after="0"/>
+              <w:spacing w:after="0" w:line="360" w:lineRule="auto"/>
             </w:pPr>
             <w:r/>
             <w:r>
@@ -963,7 +963,7 @@
           </w:tcPr>
           <w:p>
             <w:pPr>
-              <w:spacing w:after="0"/>
+              <w:spacing w:after="0" w:line="360" w:lineRule="auto"/>
             </w:pPr>
             <w:r/>
             <w:r>
@@ -983,7 +983,7 @@
           </w:tcPr>
           <w:p>
             <w:pPr>
-              <w:spacing w:after="0"/>
+              <w:spacing w:after="0" w:line="360" w:lineRule="auto"/>
             </w:pPr>
             <w:r/>
             <w:r>
@@ -1003,7 +1003,7 @@
           </w:tcPr>
           <w:p>
             <w:pPr>
-              <w:spacing w:after="0"/>
+              <w:spacing w:after="0" w:line="360" w:lineRule="auto"/>
             </w:pPr>
             <w:r/>
             <w:r>
@@ -1025,7 +1025,7 @@
           </w:tcPr>
           <w:p>
             <w:pPr>
-              <w:spacing w:after="0"/>
+              <w:spacing w:after="0" w:line="360" w:lineRule="auto"/>
             </w:pPr>
             <w:r/>
             <w:r>
@@ -1045,7 +1045,7 @@
           </w:tcPr>
           <w:p>
             <w:pPr>
-              <w:spacing w:after="0"/>
+              <w:spacing w:after="0" w:line="360" w:lineRule="auto"/>
             </w:pPr>
             <w:r/>
             <w:r>
@@ -1065,7 +1065,7 @@
           </w:tcPr>
           <w:p>
             <w:pPr>
-              <w:spacing w:after="0"/>
+              <w:spacing w:after="0" w:line="360" w:lineRule="auto"/>
             </w:pPr>
             <w:r/>
             <w:r>
@@ -1087,7 +1087,7 @@
           </w:tcPr>
           <w:p>
             <w:pPr>
-              <w:spacing w:after="0"/>
+              <w:spacing w:after="0" w:line="360" w:lineRule="auto"/>
             </w:pPr>
             <w:r/>
             <w:r>
@@ -1107,7 +1107,7 @@
           </w:tcPr>
           <w:p>
             <w:pPr>
-              <w:spacing w:after="0"/>
+              <w:spacing w:after="0" w:line="360" w:lineRule="auto"/>
             </w:pPr>
             <w:r/>
             <w:r>
@@ -1127,7 +1127,7 @@
           </w:tcPr>
           <w:p>
             <w:pPr>
-              <w:spacing w:after="0"/>
+              <w:spacing w:after="0" w:line="360" w:lineRule="auto"/>
             </w:pPr>
             <w:r/>
             <w:r>
@@ -1149,7 +1149,7 @@
           </w:tcPr>
           <w:p>
             <w:pPr>
-              <w:spacing w:after="0"/>
+              <w:spacing w:after="0" w:line="360" w:lineRule="auto"/>
             </w:pPr>
             <w:r/>
             <w:r>
@@ -1169,7 +1169,7 @@
           </w:tcPr>
           <w:p>
             <w:pPr>
-              <w:spacing w:after="0"/>
+              <w:spacing w:after="0" w:line="360" w:lineRule="auto"/>
             </w:pPr>
             <w:r/>
             <w:r>
@@ -1189,7 +1189,7 @@
           </w:tcPr>
           <w:p>
             <w:pPr>
-              <w:spacing w:after="0"/>
+              <w:spacing w:after="0" w:line="360" w:lineRule="auto"/>
             </w:pPr>
             <w:r/>
             <w:r>
@@ -1211,7 +1211,7 @@
           </w:tcPr>
           <w:p>
             <w:pPr>
-              <w:spacing w:after="0"/>
+              <w:spacing w:after="0" w:line="360" w:lineRule="auto"/>
             </w:pPr>
             <w:r/>
             <w:r>
@@ -1231,7 +1231,7 @@
           </w:tcPr>
           <w:p>
             <w:pPr>
-              <w:spacing w:after="0"/>
+              <w:spacing w:after="0" w:line="360" w:lineRule="auto"/>
             </w:pPr>
             <w:r/>
             <w:r>
@@ -1251,7 +1251,7 @@
           </w:tcPr>
           <w:p>
             <w:pPr>
-              <w:spacing w:after="0"/>
+              <w:spacing w:after="0" w:line="360" w:lineRule="auto"/>
             </w:pPr>
             <w:r/>
             <w:r>
@@ -1273,7 +1273,7 @@
           </w:tcPr>
           <w:p>
             <w:pPr>
-              <w:spacing w:after="0"/>
+              <w:spacing w:after="0" w:line="360" w:lineRule="auto"/>
             </w:pPr>
             <w:r/>
             <w:r>
@@ -1293,7 +1293,7 @@
           </w:tcPr>
           <w:p>
             <w:pPr>
-              <w:spacing w:after="0"/>
+              <w:spacing w:after="0" w:line="360" w:lineRule="auto"/>
             </w:pPr>
             <w:r/>
             <w:r>
@@ -1313,7 +1313,7 @@
           </w:tcPr>
           <w:p>
             <w:pPr>
-              <w:spacing w:after="0"/>
+              <w:spacing w:after="0" w:line="360" w:lineRule="auto"/>
             </w:pPr>
             <w:r/>
             <w:r>
@@ -1335,7 +1335,7 @@
           </w:tcPr>
           <w:p>
             <w:pPr>
-              <w:spacing w:after="0"/>
+              <w:spacing w:after="0" w:line="360" w:lineRule="auto"/>
             </w:pPr>
             <w:r/>
             <w:r>
@@ -1355,7 +1355,7 @@
           </w:tcPr>
           <w:p>
             <w:pPr>
-              <w:spacing w:after="0"/>
+              <w:spacing w:after="0" w:line="360" w:lineRule="auto"/>
             </w:pPr>
             <w:r/>
             <w:r>
@@ -1375,7 +1375,7 @@
           </w:tcPr>
           <w:p>
             <w:pPr>
-              <w:spacing w:after="0"/>
+              <w:spacing w:after="0" w:line="360" w:lineRule="auto"/>
             </w:pPr>
             <w:r/>
             <w:r>
@@ -1432,7 +1432,7 @@
           </w:tcPr>
           <w:p>
             <w:pPr>
-              <w:spacing w:after="0"/>
+              <w:spacing w:after="0" w:line="360" w:lineRule="auto"/>
             </w:pPr>
             <w:r/>
             <w:r>
@@ -1453,7 +1453,7 @@
           </w:tcPr>
           <w:p>
             <w:pPr>
-              <w:spacing w:after="0"/>
+              <w:spacing w:after="0" w:line="360" w:lineRule="auto"/>
             </w:pPr>
             <w:r/>
             <w:r>
@@ -1474,7 +1474,7 @@
           </w:tcPr>
           <w:p>
             <w:pPr>
-              <w:spacing w:after="0"/>
+              <w:spacing w:after="0" w:line="360" w:lineRule="auto"/>
             </w:pPr>
             <w:r/>
             <w:r>
@@ -1497,7 +1497,7 @@
           </w:tcPr>
           <w:p>
             <w:pPr>
-              <w:spacing w:after="0"/>
+              <w:spacing w:after="0" w:line="360" w:lineRule="auto"/>
             </w:pPr>
             <w:r/>
             <w:r>
@@ -1517,7 +1517,7 @@
           </w:tcPr>
           <w:p>
             <w:pPr>
-              <w:spacing w:after="0"/>
+              <w:spacing w:after="0" w:line="360" w:lineRule="auto"/>
             </w:pPr>
             <w:r/>
             <w:r>
@@ -1537,7 +1537,7 @@
           </w:tcPr>
           <w:p>
             <w:pPr>
-              <w:spacing w:after="0"/>
+              <w:spacing w:after="0" w:line="360" w:lineRule="auto"/>
             </w:pPr>
             <w:r/>
             <w:r>
@@ -1559,7 +1559,7 @@
           </w:tcPr>
           <w:p>
             <w:pPr>
-              <w:spacing w:after="0"/>
+              <w:spacing w:after="0" w:line="360" w:lineRule="auto"/>
             </w:pPr>
             <w:r/>
             <w:r>
@@ -1579,7 +1579,7 @@
           </w:tcPr>
           <w:p>
             <w:pPr>
-              <w:spacing w:after="0"/>
+              <w:spacing w:after="0" w:line="360" w:lineRule="auto"/>
             </w:pPr>
             <w:r/>
             <w:r>
@@ -1599,7 +1599,7 @@
           </w:tcPr>
           <w:p>
             <w:pPr>
-              <w:spacing w:after="0"/>
+              <w:spacing w:after="0" w:line="360" w:lineRule="auto"/>
             </w:pPr>
             <w:r/>
             <w:r>
@@ -1621,7 +1621,7 @@
           </w:tcPr>
           <w:p>
             <w:pPr>
-              <w:spacing w:after="0"/>
+              <w:spacing w:after="0" w:line="360" w:lineRule="auto"/>
             </w:pPr>
             <w:r/>
             <w:r>
@@ -1641,7 +1641,7 @@
           </w:tcPr>
           <w:p>
             <w:pPr>
-              <w:spacing w:after="0"/>
+              <w:spacing w:after="0" w:line="360" w:lineRule="auto"/>
             </w:pPr>
             <w:r/>
             <w:r>
@@ -1661,7 +1661,7 @@
           </w:tcPr>
           <w:p>
             <w:pPr>
-              <w:spacing w:after="0"/>
+              <w:spacing w:after="0" w:line="360" w:lineRule="auto"/>
             </w:pPr>
             <w:r/>
             <w:r>
@@ -1776,7 +1776,7 @@
           </w:tcPr>
           <w:p>
             <w:pPr>
-              <w:spacing w:after="0"/>
+              <w:spacing w:after="0" w:line="360" w:lineRule="auto"/>
             </w:pPr>
             <w:r/>
             <w:r>
@@ -1797,7 +1797,7 @@
           </w:tcPr>
           <w:p>
             <w:pPr>
-              <w:spacing w:after="0"/>
+              <w:spacing w:after="0" w:line="360" w:lineRule="auto"/>
             </w:pPr>
             <w:r/>
             <w:r>
@@ -1818,7 +1818,7 @@
           </w:tcPr>
           <w:p>
             <w:pPr>
-              <w:spacing w:after="0"/>
+              <w:spacing w:after="0" w:line="360" w:lineRule="auto"/>
             </w:pPr>
             <w:r/>
             <w:r>
@@ -1839,7 +1839,7 @@
           </w:tcPr>
           <w:p>
             <w:pPr>
-              <w:spacing w:after="0"/>
+              <w:spacing w:after="0" w:line="360" w:lineRule="auto"/>
             </w:pPr>
             <w:r/>
             <w:r>
@@ -1862,7 +1862,7 @@
           </w:tcPr>
           <w:p>
             <w:pPr>
-              <w:spacing w:after="0"/>
+              <w:spacing w:after="0" w:line="360" w:lineRule="auto"/>
             </w:pPr>
             <w:r/>
             <w:r>
@@ -1882,7 +1882,7 @@
           </w:tcPr>
           <w:p>
             <w:pPr>
-              <w:spacing w:after="0"/>
+              <w:spacing w:after="0" w:line="360" w:lineRule="auto"/>
             </w:pPr>
             <w:r/>
             <w:r>
@@ -1902,7 +1902,7 @@
           </w:tcPr>
           <w:p>
             <w:pPr>
-              <w:spacing w:after="0"/>
+              <w:spacing w:after="0" w:line="360" w:lineRule="auto"/>
             </w:pPr>
             <w:r/>
             <w:r>
@@ -1922,7 +1922,7 @@
           </w:tcPr>
           <w:p>
             <w:pPr>
-              <w:spacing w:after="0"/>
+              <w:spacing w:after="0" w:line="360" w:lineRule="auto"/>
             </w:pPr>
             <w:r/>
             <w:r>
@@ -1944,7 +1944,7 @@
           </w:tcPr>
           <w:p>
             <w:pPr>
-              <w:spacing w:after="0"/>
+              <w:spacing w:after="0" w:line="360" w:lineRule="auto"/>
             </w:pPr>
             <w:r/>
             <w:r>
@@ -1964,7 +1964,7 @@
           </w:tcPr>
           <w:p>
             <w:pPr>
-              <w:spacing w:after="0"/>
+              <w:spacing w:after="0" w:line="360" w:lineRule="auto"/>
             </w:pPr>
             <w:r/>
             <w:r>
@@ -1984,7 +1984,7 @@
           </w:tcPr>
           <w:p>
             <w:pPr>
-              <w:spacing w:after="0"/>
+              <w:spacing w:after="0" w:line="360" w:lineRule="auto"/>
             </w:pPr>
             <w:r/>
             <w:r>
@@ -2004,7 +2004,7 @@
           </w:tcPr>
           <w:p>
             <w:pPr>
-              <w:spacing w:after="0"/>
+              <w:spacing w:after="0" w:line="360" w:lineRule="auto"/>
             </w:pPr>
             <w:r/>
             <w:r>
@@ -2026,7 +2026,7 @@
           </w:tcPr>
           <w:p>
             <w:pPr>
-              <w:spacing w:after="0"/>
+              <w:spacing w:after="0" w:line="360" w:lineRule="auto"/>
             </w:pPr>
             <w:r/>
             <w:r>
@@ -2046,7 +2046,7 @@
           </w:tcPr>
           <w:p>
             <w:pPr>
-              <w:spacing w:after="0"/>
+              <w:spacing w:after="0" w:line="360" w:lineRule="auto"/>
             </w:pPr>
             <w:r/>
             <w:r>
@@ -2066,7 +2066,7 @@
           </w:tcPr>
           <w:p>
             <w:pPr>
-              <w:spacing w:after="0"/>
+              <w:spacing w:after="0" w:line="360" w:lineRule="auto"/>
             </w:pPr>
             <w:r/>
             <w:r>
@@ -2086,7 +2086,7 @@
           </w:tcPr>
           <w:p>
             <w:pPr>
-              <w:spacing w:after="0"/>
+              <w:spacing w:after="0" w:line="360" w:lineRule="auto"/>
             </w:pPr>
             <w:r/>
             <w:r>
@@ -2108,7 +2108,7 @@
           </w:tcPr>
           <w:p>
             <w:pPr>
-              <w:spacing w:after="0"/>
+              <w:spacing w:after="0" w:line="360" w:lineRule="auto"/>
             </w:pPr>
             <w:r/>
             <w:r>
@@ -2128,7 +2128,7 @@
           </w:tcPr>
           <w:p>
             <w:pPr>
-              <w:spacing w:after="0"/>
+              <w:spacing w:after="0" w:line="360" w:lineRule="auto"/>
             </w:pPr>
             <w:r/>
             <w:r>
@@ -2148,7 +2148,7 @@
           </w:tcPr>
           <w:p>
             <w:pPr>
-              <w:spacing w:after="0"/>
+              <w:spacing w:after="0" w:line="360" w:lineRule="auto"/>
             </w:pPr>
             <w:r/>
             <w:r>
@@ -2168,7 +2168,7 @@
           </w:tcPr>
           <w:p>
             <w:pPr>
-              <w:spacing w:after="0"/>
+              <w:spacing w:after="0" w:line="360" w:lineRule="auto"/>
             </w:pPr>
             <w:r/>
             <w:r>
@@ -2222,7 +2222,7 @@
           </w:tcPr>
           <w:p>
             <w:pPr>
-              <w:spacing w:after="0"/>
+              <w:spacing w:after="0" w:line="360" w:lineRule="auto"/>
             </w:pPr>
             <w:r/>
             <w:r>
@@ -2243,7 +2243,7 @@
           </w:tcPr>
           <w:p>
             <w:pPr>
-              <w:spacing w:after="0"/>
+              <w:spacing w:after="0" w:line="360" w:lineRule="auto"/>
             </w:pPr>
             <w:r/>
             <w:r>
@@ -2264,7 +2264,7 @@
           </w:tcPr>
           <w:p>
             <w:pPr>
-              <w:spacing w:after="0"/>
+              <w:spacing w:after="0" w:line="360" w:lineRule="auto"/>
             </w:pPr>
             <w:r/>
             <w:r>
@@ -2285,7 +2285,7 @@
           </w:tcPr>
           <w:p>
             <w:pPr>
-              <w:spacing w:after="0"/>
+              <w:spacing w:after="0" w:line="360" w:lineRule="auto"/>
             </w:pPr>
             <w:r/>
             <w:r>
@@ -2306,7 +2306,7 @@
           </w:tcPr>
           <w:p>
             <w:pPr>
-              <w:spacing w:after="0"/>
+              <w:spacing w:after="0" w:line="360" w:lineRule="auto"/>
             </w:pPr>
             <w:r/>
             <w:r>
@@ -2329,7 +2329,7 @@
           </w:tcPr>
           <w:p>
             <w:pPr>
-              <w:spacing w:after="0"/>
+              <w:spacing w:after="0" w:line="360" w:lineRule="auto"/>
             </w:pPr>
             <w:r/>
             <w:r>
@@ -2349,7 +2349,7 @@
           </w:tcPr>
           <w:p>
             <w:pPr>
-              <w:spacing w:after="0"/>
+              <w:spacing w:after="0" w:line="360" w:lineRule="auto"/>
             </w:pPr>
             <w:r/>
             <w:r>
@@ -2369,7 +2369,7 @@
           </w:tcPr>
           <w:p>
             <w:pPr>
-              <w:spacing w:after="0"/>
+              <w:spacing w:after="0" w:line="360" w:lineRule="auto"/>
             </w:pPr>
             <w:r/>
             <w:r>
@@ -2389,7 +2389,7 @@
           </w:tcPr>
           <w:p>
             <w:pPr>
-              <w:spacing w:after="0"/>
+              <w:spacing w:after="0" w:line="360" w:lineRule="auto"/>
             </w:pPr>
             <w:r/>
             <w:r>
@@ -2409,7 +2409,7 @@
           </w:tcPr>
           <w:p>
             <w:pPr>
-              <w:spacing w:after="0"/>
+              <w:spacing w:after="0" w:line="360" w:lineRule="auto"/>
             </w:pPr>
             <w:r/>
             <w:r>
@@ -2431,7 +2431,7 @@
           </w:tcPr>
           <w:p>
             <w:pPr>
-              <w:spacing w:after="0"/>
+              <w:spacing w:after="0" w:line="360" w:lineRule="auto"/>
             </w:pPr>
             <w:r/>
             <w:r>
@@ -2451,7 +2451,7 @@
           </w:tcPr>
           <w:p>
             <w:pPr>
-              <w:spacing w:after="0"/>
+              <w:spacing w:after="0" w:line="360" w:lineRule="auto"/>
             </w:pPr>
             <w:r/>
             <w:r>
@@ -2471,7 +2471,7 @@
           </w:tcPr>
           <w:p>
             <w:pPr>
-              <w:spacing w:after="0"/>
+              <w:spacing w:after="0" w:line="360" w:lineRule="auto"/>
             </w:pPr>
             <w:r/>
             <w:r>
@@ -2491,7 +2491,7 @@
           </w:tcPr>
           <w:p>
             <w:pPr>
-              <w:spacing w:after="0"/>
+              <w:spacing w:after="0" w:line="360" w:lineRule="auto"/>
             </w:pPr>
             <w:r/>
             <w:r>
@@ -2511,7 +2511,7 @@
           </w:tcPr>
           <w:p>
             <w:pPr>
-              <w:spacing w:after="0"/>
+              <w:spacing w:after="0" w:line="360" w:lineRule="auto"/>
             </w:pPr>
             <w:r/>
             <w:r>
@@ -2533,7 +2533,7 @@
           </w:tcPr>
           <w:p>
             <w:pPr>
-              <w:spacing w:after="0"/>
+              <w:spacing w:after="0" w:line="360" w:lineRule="auto"/>
             </w:pPr>
             <w:r/>
             <w:r>
@@ -2553,7 +2553,7 @@
           </w:tcPr>
           <w:p>
             <w:pPr>
-              <w:spacing w:after="0"/>
+              <w:spacing w:after="0" w:line="360" w:lineRule="auto"/>
             </w:pPr>
             <w:r/>
             <w:r>
@@ -2573,7 +2573,7 @@
           </w:tcPr>
           <w:p>
             <w:pPr>
-              <w:spacing w:after="0"/>
+              <w:spacing w:after="0" w:line="360" w:lineRule="auto"/>
             </w:pPr>
             <w:r/>
             <w:r>
@@ -2593,7 +2593,7 @@
           </w:tcPr>
           <w:p>
             <w:pPr>
-              <w:spacing w:after="0"/>
+              <w:spacing w:after="0" w:line="360" w:lineRule="auto"/>
             </w:pPr>
             <w:r/>
             <w:r>
@@ -2613,7 +2613,7 @@
           </w:tcPr>
           <w:p>
             <w:pPr>
-              <w:spacing w:after="0"/>
+              <w:spacing w:after="0" w:line="360" w:lineRule="auto"/>
             </w:pPr>
             <w:r/>
             <w:r>
@@ -2635,7 +2635,7 @@
           </w:tcPr>
           <w:p>
             <w:pPr>
-              <w:spacing w:after="0"/>
+              <w:spacing w:after="0" w:line="360" w:lineRule="auto"/>
             </w:pPr>
             <w:r/>
             <w:r>
@@ -2655,7 +2655,7 @@
           </w:tcPr>
           <w:p>
             <w:pPr>
-              <w:spacing w:after="0"/>
+              <w:spacing w:after="0" w:line="360" w:lineRule="auto"/>
             </w:pPr>
             <w:r/>
             <w:r>
@@ -2675,7 +2675,7 @@
           </w:tcPr>
           <w:p>
             <w:pPr>
-              <w:spacing w:after="0"/>
+              <w:spacing w:after="0" w:line="360" w:lineRule="auto"/>
             </w:pPr>
             <w:r/>
             <w:r>
@@ -2695,7 +2695,7 @@
           </w:tcPr>
           <w:p>
             <w:pPr>
-              <w:spacing w:after="0"/>
+              <w:spacing w:after="0" w:line="360" w:lineRule="auto"/>
             </w:pPr>
             <w:r/>
             <w:r>
@@ -2715,7 +2715,7 @@
           </w:tcPr>
           <w:p>
             <w:pPr>
-              <w:spacing w:after="0"/>
+              <w:spacing w:after="0" w:line="360" w:lineRule="auto"/>
             </w:pPr>
             <w:r/>
             <w:r>
@@ -2737,7 +2737,7 @@
           </w:tcPr>
           <w:p>
             <w:pPr>
-              <w:spacing w:after="0"/>
+              <w:spacing w:after="0" w:line="360" w:lineRule="auto"/>
             </w:pPr>
             <w:r/>
             <w:r>
@@ -2757,7 +2757,7 @@
           </w:tcPr>
           <w:p>
             <w:pPr>
-              <w:spacing w:after="0"/>
+              <w:spacing w:after="0" w:line="360" w:lineRule="auto"/>
             </w:pPr>
             <w:r/>
             <w:r>
@@ -2777,7 +2777,7 @@
           </w:tcPr>
           <w:p>
             <w:pPr>
-              <w:spacing w:after="0"/>
+              <w:spacing w:after="0" w:line="360" w:lineRule="auto"/>
             </w:pPr>
             <w:r/>
             <w:r>
@@ -2797,7 +2797,7 @@
           </w:tcPr>
           <w:p>
             <w:pPr>
-              <w:spacing w:after="0"/>
+              <w:spacing w:after="0" w:line="360" w:lineRule="auto"/>
             </w:pPr>
             <w:r/>
             <w:r>
@@ -2817,7 +2817,7 @@
           </w:tcPr>
           <w:p>
             <w:pPr>
-              <w:spacing w:after="0"/>
+              <w:spacing w:after="0" w:line="360" w:lineRule="auto"/>
             </w:pPr>
             <w:r/>
             <w:r>
@@ -2839,7 +2839,7 @@
           </w:tcPr>
           <w:p>
             <w:pPr>
-              <w:spacing w:after="0"/>
+              <w:spacing w:after="0" w:line="360" w:lineRule="auto"/>
             </w:pPr>
             <w:r/>
             <w:r>
@@ -2859,7 +2859,7 @@
           </w:tcPr>
           <w:p>
             <w:pPr>
-              <w:spacing w:after="0"/>
+              <w:spacing w:after="0" w:line="360" w:lineRule="auto"/>
             </w:pPr>
             <w:r/>
             <w:r>
@@ -2879,7 +2879,7 @@
           </w:tcPr>
           <w:p>
             <w:pPr>
-              <w:spacing w:after="0"/>
+              <w:spacing w:after="0" w:line="360" w:lineRule="auto"/>
             </w:pPr>
             <w:r/>
             <w:r>
@@ -2899,7 +2899,7 @@
           </w:tcPr>
           <w:p>
             <w:pPr>
-              <w:spacing w:after="0"/>
+              <w:spacing w:after="0" w:line="360" w:lineRule="auto"/>
             </w:pPr>
             <w:r/>
             <w:r>
@@ -2919,7 +2919,7 @@
           </w:tcPr>
           <w:p>
             <w:pPr>
-              <w:spacing w:after="0"/>
+              <w:spacing w:after="0" w:line="360" w:lineRule="auto"/>
             </w:pPr>
             <w:r/>
             <w:r>
@@ -2941,7 +2941,7 @@
           </w:tcPr>
           <w:p>
             <w:pPr>
-              <w:spacing w:after="0"/>
+              <w:spacing w:after="0" w:line="360" w:lineRule="auto"/>
             </w:pPr>
             <w:r/>
             <w:r>
@@ -2961,7 +2961,7 @@
           </w:tcPr>
           <w:p>
             <w:pPr>
-              <w:spacing w:after="0"/>
+              <w:spacing w:after="0" w:line="360" w:lineRule="auto"/>
             </w:pPr>
             <w:r/>
             <w:r>
@@ -2981,7 +2981,7 @@
           </w:tcPr>
           <w:p>
             <w:pPr>
-              <w:spacing w:after="0"/>
+              <w:spacing w:after="0" w:line="360" w:lineRule="auto"/>
             </w:pPr>
             <w:r/>
             <w:r>
@@ -3001,7 +3001,7 @@
           </w:tcPr>
           <w:p>
             <w:pPr>
-              <w:spacing w:after="0"/>
+              <w:spacing w:after="0" w:line="360" w:lineRule="auto"/>
             </w:pPr>
             <w:r/>
             <w:r>
@@ -3021,7 +3021,7 @@
           </w:tcPr>
           <w:p>
             <w:pPr>
-              <w:spacing w:after="0"/>
+              <w:spacing w:after="0" w:line="360" w:lineRule="auto"/>
             </w:pPr>
             <w:r/>
             <w:r>
@@ -3043,7 +3043,7 @@
           </w:tcPr>
           <w:p>
             <w:pPr>
-              <w:spacing w:after="0"/>
+              <w:spacing w:after="0" w:line="360" w:lineRule="auto"/>
             </w:pPr>
             <w:r/>
             <w:r>
@@ -3063,7 +3063,7 @@
           </w:tcPr>
           <w:p>
             <w:pPr>
-              <w:spacing w:after="0"/>
+              <w:spacing w:after="0" w:line="360" w:lineRule="auto"/>
             </w:pPr>
             <w:r/>
             <w:r>
@@ -3083,7 +3083,7 @@
           </w:tcPr>
           <w:p>
             <w:pPr>
-              <w:spacing w:after="0"/>
+              <w:spacing w:after="0" w:line="360" w:lineRule="auto"/>
             </w:pPr>
             <w:r/>
             <w:r>
@@ -3103,7 +3103,7 @@
           </w:tcPr>
           <w:p>
             <w:pPr>
-              <w:spacing w:after="0"/>
+              <w:spacing w:after="0" w:line="360" w:lineRule="auto"/>
             </w:pPr>
             <w:r/>
             <w:r>
@@ -3123,7 +3123,7 @@
           </w:tcPr>
           <w:p>
             <w:pPr>
-              <w:spacing w:after="0"/>
+              <w:spacing w:after="0" w:line="360" w:lineRule="auto"/>
             </w:pPr>
             <w:r/>
             <w:r>
@@ -3145,7 +3145,7 @@
           </w:tcPr>
           <w:p>
             <w:pPr>
-              <w:spacing w:after="0"/>
+              <w:spacing w:after="0" w:line="360" w:lineRule="auto"/>
             </w:pPr>
             <w:r/>
             <w:r>
@@ -3165,7 +3165,7 @@
           </w:tcPr>
           <w:p>
             <w:pPr>
-              <w:spacing w:after="0"/>
+              <w:spacing w:after="0" w:line="360" w:lineRule="auto"/>
             </w:pPr>
             <w:r/>
             <w:r>
@@ -3185,7 +3185,7 @@
           </w:tcPr>
           <w:p>
             <w:pPr>
-              <w:spacing w:after="0"/>
+              <w:spacing w:after="0" w:line="360" w:lineRule="auto"/>
             </w:pPr>
             <w:r/>
             <w:r>
@@ -3205,7 +3205,7 @@
           </w:tcPr>
           <w:p>
             <w:pPr>
-              <w:spacing w:after="0"/>
+              <w:spacing w:after="0" w:line="360" w:lineRule="auto"/>
             </w:pPr>
             <w:r/>
             <w:r>
@@ -3225,7 +3225,7 @@
           </w:tcPr>
           <w:p>
             <w:pPr>
-              <w:spacing w:after="0"/>
+              <w:spacing w:after="0" w:line="360" w:lineRule="auto"/>
             </w:pPr>
             <w:r/>
             <w:r>
@@ -3247,7 +3247,7 @@
           </w:tcPr>
           <w:p>
             <w:pPr>
-              <w:spacing w:after="0"/>
+              <w:spacing w:after="0" w:line="360" w:lineRule="auto"/>
             </w:pPr>
             <w:r/>
             <w:r>
@@ -3267,7 +3267,7 @@
           </w:tcPr>
           <w:p>
             <w:pPr>
-              <w:spacing w:after="0"/>
+              <w:spacing w:after="0" w:line="360" w:lineRule="auto"/>
             </w:pPr>
             <w:r/>
             <w:r>
@@ -3287,7 +3287,7 @@
           </w:tcPr>
           <w:p>
             <w:pPr>
-              <w:spacing w:after="0"/>
+              <w:spacing w:after="0" w:line="360" w:lineRule="auto"/>
             </w:pPr>
             <w:r/>
             <w:r>
@@ -3307,7 +3307,7 @@
           </w:tcPr>
           <w:p>
             <w:pPr>
-              <w:spacing w:after="0"/>
+              <w:spacing w:after="0" w:line="360" w:lineRule="auto"/>
             </w:pPr>
             <w:r/>
             <w:r>
@@ -3327,7 +3327,7 @@
           </w:tcPr>
           <w:p>
             <w:pPr>
-              <w:spacing w:after="0"/>
+              <w:spacing w:after="0" w:line="360" w:lineRule="auto"/>
             </w:pPr>
             <w:r/>
             <w:r>
@@ -3380,7 +3380,7 @@
           </w:tcPr>
           <w:p>
             <w:pPr>
-              <w:spacing w:after="0"/>
+              <w:spacing w:after="0" w:line="360" w:lineRule="auto"/>
             </w:pPr>
             <w:r/>
             <w:r>
@@ -3401,7 +3401,7 @@
           </w:tcPr>
           <w:p>
             <w:pPr>
-              <w:spacing w:after="0"/>
+              <w:spacing w:after="0" w:line="360" w:lineRule="auto"/>
             </w:pPr>
             <w:r/>
             <w:r>
@@ -3422,7 +3422,7 @@
           </w:tcPr>
           <w:p>
             <w:pPr>
-              <w:spacing w:after="0"/>
+              <w:spacing w:after="0" w:line="360" w:lineRule="auto"/>
             </w:pPr>
             <w:r/>
             <w:r>
@@ -3443,7 +3443,7 @@
           </w:tcPr>
           <w:p>
             <w:pPr>
-              <w:spacing w:after="0"/>
+              <w:spacing w:after="0" w:line="360" w:lineRule="auto"/>
             </w:pPr>
             <w:r/>
             <w:r>
@@ -3466,7 +3466,7 @@
           </w:tcPr>
           <w:p>
             <w:pPr>
-              <w:spacing w:after="0"/>
+              <w:spacing w:after="0" w:line="360" w:lineRule="auto"/>
             </w:pPr>
             <w:r/>
             <w:r>
@@ -3486,7 +3486,7 @@
           </w:tcPr>
           <w:p>
             <w:pPr>
-              <w:spacing w:after="0"/>
+              <w:spacing w:after="0" w:line="360" w:lineRule="auto"/>
             </w:pPr>
             <w:r/>
             <w:r>
@@ -3506,7 +3506,7 @@
           </w:tcPr>
           <w:p>
             <w:pPr>
-              <w:spacing w:after="0"/>
+              <w:spacing w:after="0" w:line="360" w:lineRule="auto"/>
             </w:pPr>
             <w:r/>
             <w:r>
@@ -3526,7 +3526,7 @@
           </w:tcPr>
           <w:p>
             <w:pPr>
-              <w:spacing w:after="0"/>
+              <w:spacing w:after="0" w:line="360" w:lineRule="auto"/>
             </w:pPr>
             <w:r/>
             <w:r>
@@ -3548,7 +3548,7 @@
           </w:tcPr>
           <w:p>
             <w:pPr>
-              <w:spacing w:after="0"/>
+              <w:spacing w:after="0" w:line="360" w:lineRule="auto"/>
             </w:pPr>
             <w:r/>
             <w:r>
@@ -3568,7 +3568,7 @@
           </w:tcPr>
           <w:p>
             <w:pPr>
-              <w:spacing w:after="0"/>
+              <w:spacing w:after="0" w:line="360" w:lineRule="auto"/>
             </w:pPr>
             <w:r/>
             <w:r>
@@ -3588,7 +3588,7 @@
           </w:tcPr>
           <w:p>
             <w:pPr>
-              <w:spacing w:after="0"/>
+              <w:spacing w:after="0" w:line="360" w:lineRule="auto"/>
             </w:pPr>
             <w:r/>
             <w:r>
@@ -3608,7 +3608,7 @@
           </w:tcPr>
           <w:p>
             <w:pPr>
-              <w:spacing w:after="0"/>
+              <w:spacing w:after="0" w:line="360" w:lineRule="auto"/>
             </w:pPr>
             <w:r/>
             <w:r>
@@ -3630,7 +3630,7 @@
           </w:tcPr>
           <w:p>
             <w:pPr>
-              <w:spacing w:after="0"/>
+              <w:spacing w:after="0" w:line="360" w:lineRule="auto"/>
             </w:pPr>
             <w:r/>
             <w:r>
@@ -3650,7 +3650,7 @@
           </w:tcPr>
           <w:p>
             <w:pPr>
-              <w:spacing w:after="0"/>
+              <w:spacing w:after="0" w:line="360" w:lineRule="auto"/>
             </w:pPr>
             <w:r/>
             <w:r>
@@ -3670,7 +3670,7 @@
           </w:tcPr>
           <w:p>
             <w:pPr>
-              <w:spacing w:after="0"/>
+              <w:spacing w:after="0" w:line="360" w:lineRule="auto"/>
             </w:pPr>
             <w:r/>
             <w:r>
@@ -3690,7 +3690,7 @@
           </w:tcPr>
           <w:p>
             <w:pPr>
-              <w:spacing w:after="0"/>
+              <w:spacing w:after="0" w:line="360" w:lineRule="auto"/>
             </w:pPr>
             <w:r/>
             <w:r>
@@ -3712,7 +3712,7 @@
           </w:tcPr>
           <w:p>
             <w:pPr>
-              <w:spacing w:after="0"/>
+              <w:spacing w:after="0" w:line="360" w:lineRule="auto"/>
             </w:pPr>
             <w:r/>
             <w:r>
@@ -3732,7 +3732,7 @@
           </w:tcPr>
           <w:p>
             <w:pPr>
-              <w:spacing w:after="0"/>
+              <w:spacing w:after="0" w:line="360" w:lineRule="auto"/>
             </w:pPr>
             <w:r/>
             <w:r>
@@ -3752,7 +3752,7 @@
           </w:tcPr>
           <w:p>
             <w:pPr>
-              <w:spacing w:after="0"/>
+              <w:spacing w:after="0" w:line="360" w:lineRule="auto"/>
             </w:pPr>
             <w:r/>
             <w:r>
@@ -3772,7 +3772,7 @@
           </w:tcPr>
           <w:p>
             <w:pPr>
-              <w:spacing w:after="0"/>
+              <w:spacing w:after="0" w:line="360" w:lineRule="auto"/>
             </w:pPr>
             <w:r/>
             <w:r>
@@ -3794,7 +3794,7 @@
           </w:tcPr>
           <w:p>
             <w:pPr>
-              <w:spacing w:after="0"/>
+              <w:spacing w:after="0" w:line="360" w:lineRule="auto"/>
             </w:pPr>
             <w:r/>
             <w:r>
@@ -3814,7 +3814,7 @@
           </w:tcPr>
           <w:p>
             <w:pPr>
-              <w:spacing w:after="0"/>
+              <w:spacing w:after="0" w:line="360" w:lineRule="auto"/>
             </w:pPr>
             <w:r/>
             <w:r>
@@ -3834,7 +3834,7 @@
           </w:tcPr>
           <w:p>
             <w:pPr>
-              <w:spacing w:after="0"/>
+              <w:spacing w:after="0" w:line="360" w:lineRule="auto"/>
             </w:pPr>
             <w:r/>
             <w:r>
@@ -3854,7 +3854,7 @@
           </w:tcPr>
           <w:p>
             <w:pPr>
-              <w:spacing w:after="0"/>
+              <w:spacing w:after="0" w:line="360" w:lineRule="auto"/>
             </w:pPr>
             <w:r/>
             <w:r>
@@ -3876,7 +3876,7 @@
           </w:tcPr>
           <w:p>
             <w:pPr>
-              <w:spacing w:after="0"/>
+              <w:spacing w:after="0" w:line="360" w:lineRule="auto"/>
             </w:pPr>
             <w:r/>
             <w:r>
@@ -3896,7 +3896,7 @@
           </w:tcPr>
           <w:p>
             <w:pPr>
-              <w:spacing w:after="0"/>
+              <w:spacing w:after="0" w:line="360" w:lineRule="auto"/>
             </w:pPr>
             <w:r/>
             <w:r>
@@ -3916,7 +3916,7 @@
           </w:tcPr>
           <w:p>
             <w:pPr>
-              <w:spacing w:after="0"/>
+              <w:spacing w:after="0" w:line="360" w:lineRule="auto"/>
             </w:pPr>
             <w:r/>
             <w:r>
@@ -3936,7 +3936,7 @@
           </w:tcPr>
           <w:p>
             <w:pPr>
-              <w:spacing w:after="0"/>
+              <w:spacing w:after="0" w:line="360" w:lineRule="auto"/>
             </w:pPr>
             <w:r/>
             <w:r>
@@ -4420,7 +4420,7 @@
     <w:qFormat/>
     <w:rsid w:val="00FC693F"/>
     <w:pPr>
-      <w:spacing w:line="348" w:lineRule="auto" w:after="120"/>
+      <w:spacing w:line="360" w:lineRule="auto" w:after="120"/>
     </w:pPr>
     <w:rPr>
       <w:rFonts w:ascii="宋体" w:hAnsi="宋体" w:eastAsia="宋体"/>
@@ -4486,7 +4486,7 @@
         <w:ilvl w:val="0"/>
         <w:numId w:val="90"/>
       </w:numPr>
-      <w:spacing w:before="480" w:after="0"/>
+      <w:spacing w:before="480" w:after="0" w:line="360" w:lineRule="auto"/>
       <w:outlineLvl w:val="0"/>
     </w:pPr>
     <w:rPr>
@@ -4514,7 +4514,7 @@
         <w:ilvl w:val="1"/>
         <w:numId w:val="90"/>
       </w:numPr>
-      <w:spacing w:before="200" w:after="0"/>
+      <w:spacing w:before="200" w:after="0" w:line="360" w:lineRule="auto"/>
       <w:outlineLvl w:val="1"/>
     </w:pPr>
     <w:rPr>
@@ -4542,7 +4542,7 @@
         <w:ilvl w:val="2"/>
         <w:numId w:val="90"/>
       </w:numPr>
-      <w:spacing w:before="200" w:after="0"/>
+      <w:spacing w:before="200" w:after="0" w:line="360" w:lineRule="auto"/>
       <w:outlineLvl w:val="2"/>
     </w:pPr>
     <w:rPr>
@@ -4784,7 +4784,7 @@
       <w:pBdr>
         <w:bottom w:val="single" w:sz="8" w:space="4" w:color="4F81BD" w:themeColor="accent1"/>
       </w:pBdr>
-      <w:spacing w:after="300" w:line="240" w:lineRule="auto"/>
+      <w:spacing w:after="300" w:line="360" w:lineRule="auto"/>
       <w:contextualSpacing/>
     </w:pPr>
     <w:rPr>
